--- a/docs/Artifact4.docx
+++ b/docs/Artifact4.docx
@@ -75,6 +75,7 @@
         </w:rPr>
         <w:t xml:space="preserve">системы </w:t>
       </w:r>
+      <w:proofErr w:type="spellStart"/>
       <w:r>
         <w:rPr>
           <w:rFonts w:ascii="Times New Roman" w:hAnsi="Times New Roman" w:cs="Times New Roman"/>
@@ -86,6 +87,7 @@
         </w:rPr>
         <w:t>Featurify</w:t>
       </w:r>
+      <w:proofErr w:type="spellEnd"/>
     </w:p>
     <w:p>
       <w:pPr>
@@ -98,13 +100,41 @@
           <w:szCs w:val="24"/>
         </w:rPr>
       </w:pPr>
-      <w:r>
-        <w:rPr>
-          <w:rFonts w:ascii="Times New Roman" w:hAnsi="Times New Roman" w:cs="Times New Roman"/>
-          <w:sz w:val="24"/>
-          <w:szCs w:val="24"/>
-        </w:rPr>
-        <w:t>Featurify - AI-ассистент для анализа датасетов и генерации рекомендаций по Feature Engineering.</w:t>
+      <w:proofErr w:type="spellStart"/>
+      <w:r>
+        <w:rPr>
+          <w:rFonts w:ascii="Times New Roman" w:hAnsi="Times New Roman" w:cs="Times New Roman"/>
+          <w:sz w:val="24"/>
+          <w:szCs w:val="24"/>
+        </w:rPr>
+        <w:t>Featurify</w:t>
+      </w:r>
+      <w:proofErr w:type="spellEnd"/>
+      <w:r>
+        <w:rPr>
+          <w:rFonts w:ascii="Times New Roman" w:hAnsi="Times New Roman" w:cs="Times New Roman"/>
+          <w:sz w:val="24"/>
+          <w:szCs w:val="24"/>
+        </w:rPr>
+        <w:t xml:space="preserve"> - AI-ассистент для анализа датасетов и генерации рекомендаций по </w:t>
+      </w:r>
+      <w:proofErr w:type="spellStart"/>
+      <w:r>
+        <w:rPr>
+          <w:rFonts w:ascii="Times New Roman" w:hAnsi="Times New Roman" w:cs="Times New Roman"/>
+          <w:sz w:val="24"/>
+          <w:szCs w:val="24"/>
+        </w:rPr>
+        <w:t>Feature</w:t>
+      </w:r>
+      <w:proofErr w:type="spellEnd"/>
+      <w:r>
+        <w:rPr>
+          <w:rFonts w:ascii="Times New Roman" w:hAnsi="Times New Roman" w:cs="Times New Roman"/>
+          <w:sz w:val="24"/>
+          <w:szCs w:val="24"/>
+        </w:rPr>
+        <w:t xml:space="preserve"> Engineering.</w:t>
       </w:r>
     </w:p>
     <w:p>
@@ -175,6 +205,7 @@
           </w:rPr>
           <w:t>://</w:t>
         </w:r>
+        <w:proofErr w:type="spellStart"/>
         <w:r>
           <w:rPr>
             <w:rStyle w:val="ac"/>
@@ -185,6 +216,7 @@
           </w:rPr>
           <w:t>github</w:t>
         </w:r>
+        <w:proofErr w:type="spellEnd"/>
         <w:r>
           <w:rPr>
             <w:rStyle w:val="ac"/>
@@ -213,6 +245,7 @@
           </w:rPr>
           <w:t>/</w:t>
         </w:r>
+        <w:proofErr w:type="spellStart"/>
         <w:r>
           <w:rPr>
             <w:rStyle w:val="ac"/>
@@ -223,6 +256,7 @@
           </w:rPr>
           <w:t>ItIsAnyx</w:t>
         </w:r>
+        <w:proofErr w:type="spellEnd"/>
         <w:r>
           <w:rPr>
             <w:rStyle w:val="ac"/>
@@ -232,6 +266,7 @@
           </w:rPr>
           <w:t>/</w:t>
         </w:r>
+        <w:proofErr w:type="spellStart"/>
         <w:r>
           <w:rPr>
             <w:rStyle w:val="ac"/>
@@ -241,6 +276,58 @@
             <w:lang w:val="en-US"/>
           </w:rPr>
           <w:t>Featurify</w:t>
+        </w:r>
+        <w:proofErr w:type="spellEnd"/>
+      </w:hyperlink>
+      <w:r>
+        <w:rPr>
+          <w:rFonts w:ascii="Times New Roman" w:hAnsi="Times New Roman" w:cs="Times New Roman"/>
+          <w:sz w:val="24"/>
+          <w:szCs w:val="24"/>
+        </w:rPr>
+        <w:t xml:space="preserve"> </w:t>
+      </w:r>
+    </w:p>
+    <w:p>
+      <w:pPr>
+        <w:spacing w:after="0" w:line="360" w:lineRule="auto"/>
+        <w:ind w:firstLine="709"/>
+        <w:jc w:val="both"/>
+        <w:rPr>
+          <w:rFonts w:ascii="Times New Roman" w:hAnsi="Times New Roman" w:cs="Times New Roman"/>
+          <w:sz w:val="24"/>
+          <w:szCs w:val="24"/>
+        </w:rPr>
+      </w:pPr>
+      <w:r>
+        <w:rPr>
+          <w:rFonts w:ascii="Times New Roman" w:hAnsi="Times New Roman" w:cs="Times New Roman"/>
+          <w:sz w:val="24"/>
+          <w:szCs w:val="24"/>
+        </w:rPr>
+        <w:t>Ссылка на коммит:</w:t>
+      </w:r>
+    </w:p>
+    <w:p>
+      <w:pPr>
+        <w:spacing w:after="0" w:line="360" w:lineRule="auto"/>
+        <w:ind w:firstLine="709"/>
+        <w:jc w:val="both"/>
+        <w:rPr>
+          <w:rFonts w:ascii="Times New Roman" w:hAnsi="Times New Roman" w:cs="Times New Roman"/>
+          <w:sz w:val="24"/>
+          <w:szCs w:val="24"/>
+        </w:rPr>
+      </w:pPr>
+      <w:hyperlink r:id="rId7" w:history="1">
+        <w:r>
+          <w:rPr>
+            <w:rStyle w:val="ac"/>
+            <w:rFonts w:ascii="Times New Roman" w:hAnsi="Times New Roman" w:cs="Times New Roman"/>
+            <w:sz w:val="24"/>
+            <w:szCs w:val="24"/>
+          </w:rPr>
+          <w:t>https://github.com/ItIsAnyx/Featurify/commit/c5c49163d84e2eaa6d247479b4577cb27ed2b3f9</w:t>
         </w:r>
       </w:hyperlink>
       <w:r>
@@ -937,6 +1024,7 @@
           <w:sz w:val="24"/>
           <w:szCs w:val="24"/>
         </w:rPr>
+        <w:lastRenderedPageBreak/>
         <w:t xml:space="preserve">Качество модели </w:t>
       </w:r>
       <w:r>
@@ -1007,7 +1095,6 @@
           <w:sz w:val="24"/>
           <w:szCs w:val="24"/>
         </w:rPr>
-        <w:lastRenderedPageBreak/>
         <w:t xml:space="preserve">Следование инструкциям – лексическое сходство. Формат ответа модели должен совпадать с эталонным </w:t>
       </w:r>
       <w:r>
